--- a/Linux/Shared_memory/memory mapping.docx
+++ b/Linux/Shared_memory/memory mapping.docx
@@ -279,12 +279,6 @@
       <w:r>
         <w:t>.</w:t>
       </w:r>
-    </w:p>
-    <w:p>
-      <w:pPr>
-        <w:pStyle w:val="pdq2pgselectionanchorcontainer"/>
-        <w:ind w:left="720"/>
-      </w:pPr>
     </w:p>
     <w:p>
       <w:pPr>
@@ -387,7 +381,6 @@
           <w:sz w:val="24"/>
           <w:szCs w:val="24"/>
         </w:rPr>
-        <w:lastRenderedPageBreak/>
         <w:t>Bốn loại ánh xạ bộ nhớ khác nhau được tạo và sử dụng như sau:</w:t>
       </w:r>
     </w:p>
@@ -399,10 +392,7 @@
         </w:numPr>
         <w:spacing w:before="100" w:beforeAutospacing="1" w:after="100" w:afterAutospacing="1" w:line="240" w:lineRule="auto"/>
         <w:rPr>
-          <w:rStyle w:val="Strong"/>
           <w:rFonts w:ascii="Times New Roman" w:eastAsia="Times New Roman" w:hAnsi="Times New Roman" w:cs="Times New Roman"/>
-          <w:b w:val="0"/>
-          <w:bCs w:val="0"/>
           <w:sz w:val="24"/>
           <w:szCs w:val="24"/>
         </w:rPr>
@@ -415,6 +405,7 @@
           <w:sz w:val="24"/>
           <w:szCs w:val="24"/>
         </w:rPr>
+        <w:lastRenderedPageBreak/>
         <w:t>Ánh xạ tệp riêng tư (Private file mapping):</w:t>
       </w:r>
       <w:r>
@@ -451,17 +442,6 @@
     </w:p>
     <w:p>
       <w:pPr>
-        <w:spacing w:before="100" w:beforeAutospacing="1" w:after="100" w:afterAutospacing="1" w:line="240" w:lineRule="auto"/>
-        <w:ind w:left="720"/>
-        <w:rPr>
-          <w:rFonts w:ascii="Times New Roman" w:eastAsia="Times New Roman" w:hAnsi="Times New Roman" w:cs="Times New Roman"/>
-          <w:sz w:val="24"/>
-          <w:szCs w:val="24"/>
-        </w:rPr>
-      </w:pPr>
-    </w:p>
-    <w:p>
-      <w:pPr>
         <w:numPr>
           <w:ilvl w:val="0"/>
           <w:numId w:val="5"/>
@@ -498,13 +478,7 @@
       </w:r>
       <w:proofErr w:type="gramEnd"/>
       <w:r>
-        <w:t>)</w:t>
-      </w:r>
-      <w:r>
-        <w:t xml:space="preserve"> để tạo. Tách biệt các ánh xạ vô danh khác dù cùng hay khác tiến trình, </w:t>
-      </w:r>
-      <w:r>
-        <w:t xml:space="preserve">tiến trình cha và tiến trình con sẽ không nhìn thấy các thay đổi mà tiến trình </w:t>
+        <w:t xml:space="preserve">) để tạo. Tách biệt các ánh xạ vô danh khác dù cùng hay khác tiến trình, tiến trình cha và tiến trình con sẽ không nhìn thấy các thay đổi mà tiến trình </w:t>
       </w:r>
       <w:proofErr w:type="gramStart"/>
       <w:r>
@@ -514,17 +488,6 @@
       <w:r>
         <w:t xml:space="preserve"> thực hiện trên ánh xạ.</w:t>
       </w:r>
-    </w:p>
-    <w:p>
-      <w:pPr>
-        <w:pStyle w:val="ListParagraph"/>
-        <w:rPr>
-          <w:rFonts w:ascii="Times New Roman" w:eastAsia="Times New Roman" w:hAnsi="Times New Roman" w:cs="Times New Roman"/>
-          <w:b/>
-          <w:sz w:val="24"/>
-          <w:szCs w:val="24"/>
-        </w:rPr>
-      </w:pPr>
     </w:p>
     <w:p>
       <w:pPr>
@@ -559,22 +522,8 @@
         <w:t>Tất cả các tiến trình cùng ánh xạ một vùng của cùng một tệp sẽ chia sẻ cùng các trang bộ nhớ vật lý</w:t>
       </w:r>
       <w:r>
-        <w:t xml:space="preserve">. </w:t>
-      </w:r>
-      <w:r>
-        <w:t>Các thay đổi đối với nội dung của ánh xạ sẽ được ghi trở lại tệp.</w:t>
-      </w:r>
-    </w:p>
-    <w:p>
-      <w:pPr>
-        <w:pStyle w:val="ListParagraph"/>
-        <w:rPr>
-          <w:rFonts w:ascii="Times New Roman" w:eastAsia="Times New Roman" w:hAnsi="Times New Roman" w:cs="Times New Roman"/>
-          <w:b/>
-          <w:sz w:val="24"/>
-          <w:szCs w:val="24"/>
-        </w:rPr>
-      </w:pPr>
+        <w:t>. Các thay đổi đối với nội dung của ánh xạ sẽ được ghi trở lại tệp.</w:t>
+      </w:r>
     </w:p>
     <w:p>
       <w:pPr>
@@ -709,6 +658,9 @@
         <w:jc w:val="center"/>
       </w:pPr>
       <w:r>
+        <w:rPr>
+          <w:noProof/>
+        </w:rPr>
         <w:drawing>
           <wp:inline distT="0" distB="0" distL="0" distR="0" wp14:anchorId="230E04F9" wp14:editId="6A7964AF">
             <wp:extent cx="5233916" cy="961229"/>
@@ -790,10 +742,7 @@
         <w:t xml:space="preserve"> của tiến trình gọi.</w:t>
       </w:r>
       <w:r>
-        <w:t xml:space="preserve"> </w:t>
-      </w:r>
-      <w:r>
-        <w:t xml:space="preserve">Tham số </w:t>
+        <w:t xml:space="preserve"> Tham số </w:t>
       </w:r>
       <w:r>
         <w:rPr>
@@ -802,16 +751,7 @@
           <w:b/>
           <w:bCs/>
         </w:rPr>
-        <w:t>addr</w:t>
-      </w:r>
-      <w:r>
-        <w:rPr>
-          <w:rStyle w:val="HTMLCode"/>
-          <w:rFonts w:eastAsiaTheme="minorHAnsi"/>
-          <w:b/>
-          <w:bCs/>
-        </w:rPr>
-        <w:t xml:space="preserve"> </w:t>
+        <w:t xml:space="preserve">addr </w:t>
       </w:r>
       <w:r>
         <w:rPr>
@@ -974,10 +914,7 @@
         <w:t>làm tròn lên</w:t>
       </w:r>
       <w:r>
-        <w:t xml:space="preserve"> tới bội số tiếp theo của kích thước trang.</w:t>
-      </w:r>
-      <w:r>
-        <w:t xml:space="preserve"> </w:t>
+        <w:t xml:space="preserve"> tới bội số tiếp theo của kích thước trang. </w:t>
       </w:r>
     </w:p>
     <w:p>
@@ -1006,10 +943,7 @@
         <w:t xml:space="preserve"> chỉ định quyền truy cập (protection) áp dụng cho ánh xạ.</w:t>
       </w:r>
       <w:r>
-        <w:t xml:space="preserve"> </w:t>
-      </w:r>
-      <w:r>
-        <w:t xml:space="preserve">Nếu một tiến trình cố gắng truy cập vùng nhớ </w:t>
+        <w:t xml:space="preserve"> Nếu một tiến trình cố gắng truy cập vùng nhớ </w:t>
       </w:r>
       <w:proofErr w:type="gramStart"/>
       <w:r>
@@ -1053,10 +987,10 @@
       <w:r>
         <w:rPr>
           <w:i/>
+          <w:noProof/>
           <w:sz w:val="20"/>
           <w:szCs w:val="20"/>
         </w:rPr>
-        <w:lastRenderedPageBreak/>
         <w:drawing>
           <wp:inline distT="0" distB="0" distL="0" distR="0" wp14:anchorId="3BD9DDBD" wp14:editId="67C3C8AA">
             <wp:extent cx="4387755" cy="1347266"/>
@@ -1144,6 +1078,7 @@
           <w:sz w:val="20"/>
           <w:szCs w:val="20"/>
         </w:rPr>
+        <w:lastRenderedPageBreak/>
         <w:t>MAP_PRIVATE</w:t>
       </w:r>
       <w:r>
@@ -1412,6 +1347,7 @@
           <w:rFonts w:ascii="Times New Roman" w:eastAsia="Times New Roman" w:hAnsi="Times New Roman" w:cs="Times New Roman"/>
           <w:b/>
           <w:bCs/>
+          <w:noProof/>
           <w:sz w:val="27"/>
           <w:szCs w:val="27"/>
         </w:rPr>
@@ -1489,10 +1425,7 @@
         <w:t>ánh xạ tệp (file mapping)</w:t>
       </w:r>
       <w:r>
-        <w:t xml:space="preserve"> (chúng sẽ bị bỏ qua đối với ánh xạ vô danh).</w:t>
-      </w:r>
-      <w:r>
-        <w:t xml:space="preserve"> </w:t>
+        <w:t xml:space="preserve"> (chúng sẽ bị bỏ qua đối với ánh xạ vô danh). </w:t>
       </w:r>
       <w:proofErr w:type="gramStart"/>
       <w:r>
@@ -2722,6 +2655,7 @@
           <w:sz w:val="21"/>
           <w:szCs w:val="21"/>
         </w:rPr>
+        <w:lastRenderedPageBreak/>
         <w:t xml:space="preserve">    </w:t>
       </w:r>
       <w:proofErr w:type="gramStart"/>
@@ -3524,6 +3458,9 @@
     <w:p/>
     <w:p>
       <w:r>
+        <w:rPr>
+          <w:noProof/>
+        </w:rPr>
         <w:drawing>
           <wp:inline distT="0" distB="0" distL="0" distR="0" wp14:anchorId="12AE7039" wp14:editId="22AF6E4B">
             <wp:extent cx="5943600" cy="1066800"/>
@@ -3697,7 +3634,6 @@
         <w:spacing w:before="100" w:beforeAutospacing="1" w:after="100" w:afterAutospacing="1" w:line="240" w:lineRule="auto"/>
       </w:pPr>
       <w:r>
-        <w:lastRenderedPageBreak/>
         <w:t xml:space="preserve">Truyền file descriptor đó làm tham số </w:t>
       </w:r>
       <w:r>
@@ -3866,6 +3802,7 @@
         <w:pStyle w:val="pdq2pgselectionanchorcontainer"/>
       </w:pPr>
       <w:r>
+        <w:lastRenderedPageBreak/>
         <w:t xml:space="preserve">Trên Linux, các </w:t>
       </w:r>
       <w:r>
@@ -3918,6 +3855,8 @@
         </w:rPr>
         <w:t>)</w:t>
       </w:r>
+      <w:bookmarkStart w:id="0" w:name="_GoBack"/>
+      <w:bookmarkEnd w:id="0"/>
       <w:r>
         <w:t xml:space="preserve">, nhưng </w:t>
       </w:r>
@@ -4099,6 +4038,9 @@
         <w:jc w:val="center"/>
       </w:pPr>
       <w:r>
+        <w:rPr>
+          <w:noProof/>
+        </w:rPr>
         <w:drawing>
           <wp:inline distT="0" distB="0" distL="0" distR="0" wp14:anchorId="0FE41DCA" wp14:editId="6E42B036">
             <wp:extent cx="4271749" cy="2805844"/>
@@ -4153,99 +4095,102 @@
         <w:rPr>
           <w:b/>
         </w:rPr>
+        <w:t xml:space="preserve">Ánh xạ tệp dùng </w:t>
+      </w:r>
+      <w:proofErr w:type="gramStart"/>
+      <w:r>
+        <w:rPr>
+          <w:b/>
+        </w:rPr>
+        <w:t>chung</w:t>
+      </w:r>
+      <w:proofErr w:type="gramEnd"/>
+      <w:r>
+        <w:rPr>
+          <w:b/>
+        </w:rPr>
+        <w:t xml:space="preserve"> (Shared File Mappings)</w:t>
+      </w:r>
+    </w:p>
+    <w:p>
+      <w:pPr>
+        <w:pStyle w:val="pdq2pgselectionanchorcontainer"/>
+      </w:pPr>
+      <w:r>
+        <w:t xml:space="preserve">Khi </w:t>
+      </w:r>
+      <w:r>
+        <w:rPr>
+          <w:rStyle w:val="Strong"/>
+        </w:rPr>
+        <w:t>nhiều tiến trình</w:t>
+      </w:r>
+      <w:r>
+        <w:t xml:space="preserve"> tạo </w:t>
+      </w:r>
+      <w:r>
+        <w:rPr>
+          <w:rStyle w:val="Strong"/>
+        </w:rPr>
+        <w:t>shared mapping</w:t>
+      </w:r>
+      <w:r>
+        <w:t xml:space="preserve"> cho </w:t>
+      </w:r>
+      <w:r>
+        <w:rPr>
+          <w:rStyle w:val="Strong"/>
+        </w:rPr>
+        <w:t>cùng một vùng của một tệp</w:t>
+      </w:r>
+      <w:r>
+        <w:t xml:space="preserve">, tất cả chúng sẽ </w:t>
+      </w:r>
+      <w:r>
+        <w:rPr>
+          <w:rStyle w:val="Strong"/>
+        </w:rPr>
+        <w:t>chia sẻ cùng các trang bộ nhớ vật lý</w:t>
+      </w:r>
+      <w:r>
+        <w:t>.</w:t>
+      </w:r>
+    </w:p>
+    <w:p>
+      <w:pPr>
+        <w:pStyle w:val="NormalWeb"/>
+      </w:pPr>
+      <w:r>
+        <w:t xml:space="preserve">Ngoài ra, mọi </w:t>
+      </w:r>
+      <w:r>
+        <w:rPr>
+          <w:rStyle w:val="Strong"/>
+        </w:rPr>
+        <w:t>thay đổi đối với nội dung của vùng ánh xạ</w:t>
+      </w:r>
+      <w:r>
+        <w:t xml:space="preserve"> sẽ </w:t>
+      </w:r>
+      <w:r>
+        <w:rPr>
+          <w:rStyle w:val="Strong"/>
+        </w:rPr>
+        <w:t>được ghi trở lại tệp</w:t>
+      </w:r>
+      <w:r>
+        <w:t>.</w:t>
+      </w:r>
+    </w:p>
+    <w:p>
+      <w:pPr>
+        <w:jc w:val="center"/>
+      </w:pPr>
+      <w:r>
+        <w:rPr>
+          <w:noProof/>
+        </w:rPr>
         <w:lastRenderedPageBreak/>
-        <w:t xml:space="preserve">Ánh xạ tệp dùng </w:t>
-      </w:r>
-      <w:proofErr w:type="gramStart"/>
-      <w:r>
-        <w:rPr>
-          <w:b/>
-        </w:rPr>
-        <w:t>chung</w:t>
-      </w:r>
-      <w:proofErr w:type="gramEnd"/>
-      <w:r>
-        <w:rPr>
-          <w:b/>
-        </w:rPr>
-        <w:t xml:space="preserve"> (Shared File Mappings)</w:t>
-      </w:r>
-    </w:p>
-    <w:p>
-      <w:pPr>
-        <w:pStyle w:val="pdq2pgselectionanchorcontainer"/>
-      </w:pPr>
-      <w:r>
-        <w:t xml:space="preserve">Khi </w:t>
-      </w:r>
-      <w:r>
-        <w:rPr>
-          <w:rStyle w:val="Strong"/>
-        </w:rPr>
-        <w:t>nhiều tiến trình</w:t>
-      </w:r>
-      <w:r>
-        <w:t xml:space="preserve"> tạo </w:t>
-      </w:r>
-      <w:r>
-        <w:rPr>
-          <w:rStyle w:val="Strong"/>
-        </w:rPr>
-        <w:t>shared mapping</w:t>
-      </w:r>
-      <w:r>
-        <w:t xml:space="preserve"> cho </w:t>
-      </w:r>
-      <w:r>
-        <w:rPr>
-          <w:rStyle w:val="Strong"/>
-        </w:rPr>
-        <w:t>cùng một vùng của một tệp</w:t>
-      </w:r>
-      <w:r>
-        <w:t xml:space="preserve">, tất cả chúng sẽ </w:t>
-      </w:r>
-      <w:r>
-        <w:rPr>
-          <w:rStyle w:val="Strong"/>
-        </w:rPr>
-        <w:t>chia sẻ cùng các trang bộ nhớ vật lý</w:t>
-      </w:r>
-      <w:r>
-        <w:t>.</w:t>
-      </w:r>
-    </w:p>
-    <w:p>
-      <w:pPr>
-        <w:pStyle w:val="NormalWeb"/>
-      </w:pPr>
-      <w:r>
-        <w:t xml:space="preserve">Ngoài ra, mọi </w:t>
-      </w:r>
-      <w:r>
-        <w:rPr>
-          <w:rStyle w:val="Strong"/>
-        </w:rPr>
-        <w:t>thay đổi đối với nội dung của vùng ánh xạ</w:t>
-      </w:r>
-      <w:r>
-        <w:t xml:space="preserve"> sẽ </w:t>
-      </w:r>
-      <w:r>
-        <w:rPr>
-          <w:rStyle w:val="Strong"/>
-        </w:rPr>
-        <w:t>được ghi trở lại tệp</w:t>
-      </w:r>
-      <w:r>
-        <w:t>.</w:t>
-      </w:r>
-    </w:p>
-    <w:p>
-      <w:pPr>
-        <w:jc w:val="center"/>
-      </w:pPr>
-      <w:r>
         <w:drawing>
           <wp:inline distT="0" distB="0" distL="0" distR="0" wp14:anchorId="03EA6656" wp14:editId="6119CD4E">
             <wp:extent cx="3901428" cy="3473355"/>
@@ -4339,13 +4284,7 @@
         <w:rPr>
           <w:rStyle w:val="Strong"/>
         </w:rPr>
-        <w:t>thay đổi đối với nội dung của vùng ánh xạ sẽ tự động được ghi trở lại tệp</w:t>
-      </w:r>
-      <w:r>
-        <w:rPr>
-          <w:rStyle w:val="Strong"/>
-        </w:rPr>
-        <w:t>.</w:t>
+        <w:t>thay đổi đối với nội dung của vùng ánh xạ sẽ tự động được ghi trở lại tệp.</w:t>
       </w:r>
     </w:p>
     <w:p>
@@ -4446,10 +4385,7 @@
         </w:rPr>
       </w:pPr>
       <w:r>
-        <w:t xml:space="preserve">Vì </w:t>
-      </w:r>
-      <w:r>
-        <w:t xml:space="preserve">Một lời gọi </w:t>
+        <w:t xml:space="preserve">Vì Một lời gọi </w:t>
       </w:r>
       <w:proofErr w:type="gramStart"/>
       <w:r>
@@ -4502,13 +4438,7 @@
         <w:rPr>
           <w:rStyle w:val="Strong"/>
         </w:rPr>
-        <w:t>bộ đệm trong user space</w:t>
-      </w:r>
-      <w:r>
-        <w:rPr>
-          <w:rStyle w:val="Strong"/>
-        </w:rPr>
-        <w:t>.</w:t>
+        <w:t>bộ đệm trong user space.</w:t>
       </w:r>
     </w:p>
     <w:p>
@@ -4564,6 +4494,9 @@
         <w:jc w:val="center"/>
       </w:pPr>
       <w:r>
+        <w:rPr>
+          <w:noProof/>
+        </w:rPr>
         <w:lastRenderedPageBreak/>
         <w:drawing>
           <wp:inline distT="0" distB="0" distL="0" distR="0" wp14:anchorId="21645E78" wp14:editId="7F531895">
@@ -4645,6 +4578,9 @@
         <w:jc w:val="center"/>
       </w:pPr>
       <w:r>
+        <w:rPr>
+          <w:noProof/>
+        </w:rPr>
         <w:drawing>
           <wp:inline distT="0" distB="0" distL="0" distR="0" wp14:anchorId="0E444E76" wp14:editId="4C2CCB41">
             <wp:extent cx="4653887" cy="2199658"/>
@@ -4765,10 +4701,7 @@
         <w:t>không có tệp (file) tương ứng</w:t>
       </w:r>
       <w:r>
-        <w:t>.</w:t>
-      </w:r>
-      <w:r>
-        <w:t xml:space="preserve"> </w:t>
+        <w:t xml:space="preserve">. </w:t>
       </w:r>
     </w:p>
     <w:p>
@@ -4806,10 +4739,7 @@
         <w:t>flags</w:t>
       </w:r>
       <w:r>
-        <w:t xml:space="preserve"> và truyền:</w:t>
-      </w:r>
-      <w:r>
-        <w:t xml:space="preserve"> </w:t>
+        <w:t xml:space="preserve"> và truyền: </w:t>
       </w:r>
       <w:r>
         <w:rPr>
@@ -4871,25 +4801,13 @@
         </w:numPr>
       </w:pPr>
       <w:r>
-        <w:t>Sử dụng</w:t>
-      </w:r>
-      <w:r>
-        <w:t>: mở thiets bị</w:t>
-      </w:r>
-      <w:r>
-        <w:t xml:space="preserve"> </w:t>
+        <w:t xml:space="preserve">Sử dụng: mở thiets bị </w:t>
       </w:r>
       <w:r>
         <w:rPr>
           <w:rStyle w:val="HTMLCode"/>
         </w:rPr>
-        <w:t>/dev/zero</w:t>
-      </w:r>
-      <w:r>
-        <w:rPr>
-          <w:rStyle w:val="HTMLCode"/>
-        </w:rPr>
-        <w:t xml:space="preserve"> </w:t>
+        <w:t xml:space="preserve">/dev/zero </w:t>
       </w:r>
       <w:r>
         <w:t xml:space="preserve">rồi truyền file descriptor nhận được cho </w:t>
@@ -5092,6 +5010,9 @@
         <w:pStyle w:val="NormalWeb"/>
       </w:pPr>
       <w:r>
+        <w:rPr>
+          <w:noProof/>
+        </w:rPr>
         <w:drawing>
           <wp:inline distT="0" distB="0" distL="0" distR="0" wp14:anchorId="1962CDD1" wp14:editId="436F3EBA">
             <wp:extent cx="3882788" cy="3509307"/>
@@ -8709,8 +8630,10 @@
       <w:pPr>
         <w:pStyle w:val="pdq2pgselectionanchorcontainer"/>
       </w:pPr>
-      <w:bookmarkStart w:id="0" w:name="_GoBack"/>
-      <w:r>
+      <w:r>
+        <w:rPr>
+          <w:noProof/>
+        </w:rPr>
         <w:drawing>
           <wp:inline distT="0" distB="0" distL="0" distR="0" wp14:anchorId="57B3AAB7" wp14:editId="35F6A2A9">
             <wp:extent cx="5943600" cy="1530985"/>
@@ -8747,7 +8670,6 @@
           </wp:inline>
         </w:drawing>
       </w:r>
-      <w:bookmarkEnd w:id="0"/>
     </w:p>
     <w:p>
       <w:pPr>
@@ -9254,6 +9176,7 @@
       <w:r>
         <w:rPr>
           <w:b/>
+          <w:noProof/>
         </w:rPr>
         <w:drawing>
           <wp:inline distT="0" distB="0" distL="0" distR="0" wp14:anchorId="492FFED5" wp14:editId="5E69191A">
